--- a/policies/build/chapters_v2/PSQ/document/PSQ_Package_v2/PSQ5/SOP_PSQ5_clinical_audit.docx
+++ b/policies/build/chapters_v2/PSQ/document/PSQ_Package_v2/PSQ5/SOP_PSQ5_clinical_audit.docx
@@ -321,42 +321,27 @@
     </w:p>
     <w:p>
       <w:r>
-        <w:t xml:space="preserve">Quality Coordinator: </w:t>
-      </w:r>
-      <w:r>
-        <w:t>leads day-to-day work on this policy and owns the required records.</w:t>
+        <w:t xml:space="preserve">Quality Coordinator: leads day-to-day work on this policy and owns the required records.</w:t>
       </w:r>
     </w:p>
     <w:p>
       <w:r>
-        <w:t xml:space="preserve">Safety/Quality Committee: </w:t>
-      </w:r>
-      <w:r>
-        <w:t>reviews progress on this policy at least monthly and signs off the annual review.</w:t>
+        <w:t xml:space="preserve">Safety/Quality Committee: reviews progress on this policy at least monthly and signs off the annual review.</w:t>
       </w:r>
     </w:p>
     <w:p>
       <w:r>
-        <w:t xml:space="preserve">Department Heads: </w:t>
-      </w:r>
-      <w:r>
-        <w:t>carry out the parts of this policy that apply within their own department.</w:t>
+        <w:t xml:space="preserve">Department Heads: carry out the parts of this policy that apply within their own department.</w:t>
       </w:r>
     </w:p>
     <w:p>
       <w:r>
-        <w:t xml:space="preserve">Medical Superintendent / Governing Body: </w:t>
-      </w:r>
-      <w:r>
-        <w:t>provides resources and reviews outcomes reported to them.</w:t>
+        <w:t xml:space="preserve">Medical Superintendent / Governing Body: provides resources and reviews outcomes reported to them.</w:t>
       </w:r>
     </w:p>
     <w:p>
       <w:r>
-        <w:t xml:space="preserve">All staff in scope: </w:t>
-      </w:r>
-      <w:r>
-        <w:t>follow the steps below and raise any Stop-Work concern immediately, without waiting for permission.</w:t>
+        <w:t xml:space="preserve">All staff in scope: follow the steps below and raise any Stop-Work concern immediately, without waiting for permission.</w:t>
       </w:r>
     </w:p>
     <w:p>
@@ -492,6 +477,14 @@
           <w:t>Healthcare Quality Improvement Partnership. (2021). Clinical audit: A guide for NHS boards and partners.</w:t>
         </w:r>
       </w:hyperlink>
+    </w:p>
+    <w:p>
+      <w:pPr>
+        <w:pStyle w:val="ListParagraph"/>
+      </w:pPr>
+      <w:r>
+        <w:t>Note: this HQIP (NHS) guide is cited for audit methodology/technique only, throughout this SOP. NABH does not mandate this specific guide or body — the requirement to run clinical audits is set by NABH Accreditation Standards for Hospitals, 6th Edition, PSQ.5 itself, which any equivalent structured audit cycle can satisfy.</w:t>
+      </w:r>
     </w:p>
     <w:p>
       <w:pPr>

--- a/policies/build/chapters_v2/PSQ/document/PSQ_Package_v2/PSQ5/SOP_PSQ5_clinical_audit.docx
+++ b/policies/build/chapters_v2/PSQ/document/PSQ_Package_v2/PSQ5/SOP_PSQ5_clinical_audit.docx
@@ -435,13 +435,12 @@
           <w:b/>
           <w:i/>
         </w:rPr>
-        <w:t xml:space="preserve">Why this step matters: </w:t>
+        <w:t>Why this step matters: Without a fixed schedule tied to each department's actual services, audits happen to whichever department is easiest to check, not the one with the real risk.</w:t>
       </w:r>
       <w:r>
         <w:rPr>
           <w:i/>
         </w:rPr>
-        <w:t>This is the paper trail that proves the requirement was actually carried out, not just described in the policy. NABH checks this as part of how a genuine patient-safety and quality programme actually runs.</w:t>
       </w:r>
     </w:p>
     <w:p>
@@ -500,13 +499,12 @@
           <w:b/>
           <w:i/>
         </w:rPr>
-        <w:t xml:space="preserve">Why this step matters: </w:t>
+        <w:t>Why this step matters: An audit run without an explicit written standard to measure against isn't actually checking anything — it's just looking.</w:t>
       </w:r>
       <w:r>
         <w:rPr>
           <w:i/>
         </w:rPr>
-        <w:t>This is the paper trail that proves the requirement was actually carried out, not just described in the policy. NABH checks this as part of how a genuine patient-safety and quality programme actually runs.</w:t>
       </w:r>
     </w:p>
     <w:p>
@@ -562,13 +560,12 @@
           <w:b/>
           <w:i/>
         </w:rPr>
-        <w:t xml:space="preserve">Why this step matters: </w:t>
+        <w:t>Why this step matters: An 'audit team' with no one named is really no one's responsibility, and a finding no one is accountable for collecting goes nowhere.</w:t>
       </w:r>
       <w:r>
         <w:rPr>
           <w:i/>
         </w:rPr>
-        <w:t>This is the paper trail that proves the requirement was actually carried out, not just described in the policy. NABH checks this as part of how a genuine patient-safety and quality programme actually runs.</w:t>
       </w:r>
     </w:p>
     <w:p>
@@ -614,13 +611,12 @@
           <w:b/>
           <w:i/>
         </w:rPr>
-        <w:t xml:space="preserve">Why this step matters: </w:t>
+        <w:t>Why this step matters: An audit that names the staff involved turns a learning exercise into a blame exercise — and staff stop being honest the moment that happens.</w:t>
       </w:r>
       <w:r>
         <w:rPr>
           <w:i/>
         </w:rPr>
-        <w:t>This is the paper trail that proves the requirement was actually carried out, not just described in the policy. NABH checks this as part of how a genuine patient-safety and quality programme actually runs.</w:t>
       </w:r>
     </w:p>
     <w:p>
@@ -671,13 +667,12 @@
           <w:b/>
           <w:i/>
         </w:rPr>
-        <w:t xml:space="preserve">Why this step matters: </w:t>
+        <w:t>Why this step matters: Findings reconstructed from memory after the fact are unreliable — only data captured as it's collected can actually be trusted.</w:t>
       </w:r>
       <w:r>
         <w:rPr>
           <w:i/>
         </w:rPr>
-        <w:t>This is the paper trail that proves the requirement was actually carried out, not just described in the policy. NABH checks this as part of how a genuine patient-safety and quality programme actually runs.</w:t>
       </w:r>
     </w:p>
     <w:p>
@@ -728,13 +723,12 @@
           <w:b/>
           <w:i/>
         </w:rPr>
-        <w:t xml:space="preserve">Why this step matters: </w:t>
+        <w:t>Why this step matters: A finding with no action and no re-audit is a wasted audit — the re-audit is the only real proof that anything changed.</w:t>
       </w:r>
       <w:r>
         <w:rPr>
           <w:i/>
         </w:rPr>
-        <w:t>This is the paper trail that proves the requirement was actually carried out, not just described in the policy. NABH checks this as part of how a genuine patient-safety and quality programme actually runs.</w:t>
       </w:r>
     </w:p>
     <w:p>
@@ -843,7 +837,7 @@
         <w:rPr>
           <w:i/>
         </w:rPr>
-        <w:t>NABH — Accreditation Standards for Hospitals, 6th Edition, PSQ.5 — named source, no working link could be verified from here; check directly.</w:t>
+        <w:t>National Accreditation Board for Hospitals and Healthcare Providers. (2025). NABH accreditation standards for hospitals (6th ed.), PSQ.5. ISBN 978-81-965264-9-8. https://portal.nabh.co/images/Standards/NABH%20Hospital%20Accreditation%20Standard%206th%20Edition%20January%202025.pdf</w:t>
       </w:r>
     </w:p>
     <w:p>

--- a/policies/build/chapters_v2/PSQ/document/PSQ_Package_v2/PSQ5/SOP_PSQ5_clinical_audit.docx
+++ b/policies/build/chapters_v2/PSQ/document/PSQ_Package_v2/PSQ5/SOP_PSQ5_clinical_audit.docx
@@ -833,12 +833,15 @@
       <w:pPr>
         <w:pStyle w:val="ListParagraph"/>
       </w:pPr>
-      <w:r>
-        <w:rPr>
-          <w:i/>
-        </w:rPr>
-        <w:t>National Accreditation Board for Hospitals and Healthcare Providers. (2025). NABH accreditation standards for hospitals (6th ed.), PSQ.5. ISBN 978-81-965264-9-8. https://portal.nabh.co/images/Standards/NABH%20Hospital%20Accreditation%20Standard%206th%20Edition%20January%202025.pdf</w:t>
-      </w:r>
+      <w:hyperlink r:id="rId11">
+        <w:r>
+          <w:rPr>
+            <w:rStyle w:val="Hyperlink"/>
+            <w:i/>
+          </w:rPr>
+          <w:t>National Accreditation Board for Hospitals and Healthcare Providers. (2025). NABH accreditation standards for hospitals (6th ed.), PSQ.5. ISBN 978-81-965264-9-8. https://portal.nabh.co/images/Standards/NABH%20Hospital%20Accreditation%20Standard%206th%20Edition%20January%202025.pdf</w:t>
+        </w:r>
+      </w:hyperlink>
     </w:p>
     <w:p>
       <w:pPr>
